--- a/Week 7/Lab 5/Project 5 Research/Ravenstack_Churn_Prediction.docx
+++ b/Week 7/Lab 5/Project 5 Research/Ravenstack_Churn_Prediction.docx
@@ -224,10 +224,13 @@
         <w:spacing w:after="120" w:line="300" w:lineRule="auto"/>
       </w:pPr>
       <w:r>
-        <w:t>Ravenstack is</w:t>
-      </w:r>
-      <w:r>
-        <w:t xml:space="preserve"> a small B2B software company (10 to 50 staff) and wants to know whether AI is worth the money and the trust. The strongest fit for a company this size is churn prediction with early-warning alerts. It uses data the company already has, costs little to test, and has a clear way to show its reasoning to non-technical staff.</w:t>
+        <w:t>Ravenstack is a small B2B software company (</w:t>
+      </w:r>
+      <w:r>
+        <w:t>200</w:t>
+      </w:r>
+      <w:r>
+        <w:t xml:space="preserve"> staff) and wants to know whether AI is worth the money and the trust. The strongest fit for a company this size is churn prediction with early-warning alerts. It uses data the company already has, costs little to test, and has a clear way to show its reasoning to non-technical staff.</w:t>
       </w:r>
     </w:p>
     <w:p>
@@ -267,15 +270,25 @@
         <w:spacing w:after="120" w:line="300" w:lineRule="auto"/>
       </w:pPr>
       <w:r>
-        <w:t>Company size: small, 10 to 50 employees. The team likely sits between $1M and $10M in annual recurring revenue (ARR), with somewhere between 200 and 2,000 paying customers. Roles are blended: founders still sell, engineers still answer support, and one or two people cover customer success.</w:t>
-      </w:r>
-    </w:p>
-    <w:p>
-      <w:pPr>
-        <w:spacing w:after="120" w:line="300" w:lineRule="auto"/>
-      </w:pPr>
-      <w:r>
-        <w:t>This sizing matters because AI options differ sharply by company stage. A 30-person SaaS firm cannot afford a $50,000 enterprise retention platform, and probably doesn't need one.</w:t>
+        <w:t xml:space="preserve">Company size: small, </w:t>
+      </w:r>
+      <w:r>
+        <w:t>200</w:t>
+      </w:r>
+      <w:r>
+        <w:t xml:space="preserve"> employees. The team likely sits between $1</w:t>
+      </w:r>
+      <w:r>
+        <w:t>0</w:t>
+      </w:r>
+      <w:r>
+        <w:t>M and $</w:t>
+      </w:r>
+      <w:r>
+        <w:t>7</w:t>
+      </w:r>
+      <w:r>
+        <w:t>0M in annual recurring revenue (ARR), with somewhere between 200 and 2,000 paying customers. Roles are blended: founders still sell, engineers still answer support, and one or two people cover customer success.</w:t>
       </w:r>
     </w:p>
     <w:p>
@@ -355,16 +368,10 @@
       </w:r>
     </w:p>
     <w:p>
-      <w:r>
-        <w:br w:type="page"/>
-      </w:r>
-    </w:p>
-    <w:p>
       <w:pPr>
         <w:pStyle w:val="Heading2"/>
       </w:pPr>
       <w:r>
-        <w:lastRenderedPageBreak/>
         <w:t>Pain points</w:t>
       </w:r>
     </w:p>
@@ -391,6 +398,7 @@
         <w:spacing w:after="80" w:line="300" w:lineRule="auto"/>
       </w:pPr>
       <w:r>
+        <w:lastRenderedPageBreak/>
         <w:t>Customer success triages by gut feel and recency, missing quiet customers who silently disengage.</w:t>
       </w:r>
     </w:p>
@@ -3487,7 +3495,35 @@
                 <w:sz w:val="20"/>
                 <w:szCs w:val="20"/>
               </w:rPr>
-              <w:t>A 10-to-50 person company cannot dedicate a machine learning engineer.</w:t>
+              <w:t xml:space="preserve">A </w:t>
+            </w:r>
+            <w:r>
+              <w:rPr>
+                <w:sz w:val="20"/>
+                <w:szCs w:val="20"/>
+              </w:rPr>
+              <w:t>200</w:t>
+            </w:r>
+            <w:r>
+              <w:rPr>
+                <w:sz w:val="20"/>
+                <w:szCs w:val="20"/>
+              </w:rPr>
+              <w:t xml:space="preserve"> person company</w:t>
+            </w:r>
+            <w:r>
+              <w:rPr>
+                <w:sz w:val="20"/>
+                <w:szCs w:val="20"/>
+              </w:rPr>
+              <w:t xml:space="preserve"> often</w:t>
+            </w:r>
+            <w:r>
+              <w:rPr>
+                <w:sz w:val="20"/>
+                <w:szCs w:val="20"/>
+              </w:rPr>
+              <w:t xml:space="preserve"> cannot dedicate a machine learning engineer.</w:t>
             </w:r>
           </w:p>
         </w:tc>
@@ -3815,7 +3851,13 @@
         <w:spacing w:after="120" w:line="300" w:lineRule="auto"/>
       </w:pPr>
       <w:r>
-        <w:t>Five candidate use cases for a small software company, ranked by fit for a 10-to-50 person team.</w:t>
+        <w:t xml:space="preserve">Five candidate use cases for a small software company, ranked by fit for a </w:t>
+      </w:r>
+      <w:r>
+        <w:t>200</w:t>
+      </w:r>
+      <w:r>
+        <w:t xml:space="preserve"> person team.</w:t>
       </w:r>
     </w:p>
     <w:p>
@@ -4474,7 +4516,6 @@
         <w:pStyle w:val="Heading2"/>
       </w:pPr>
       <w:r>
-        <w:lastRenderedPageBreak/>
         <w:t>Why this use case wins</w:t>
       </w:r>
     </w:p>
@@ -4488,6 +4529,7 @@
         <w:spacing w:after="80" w:line="300" w:lineRule="auto"/>
       </w:pPr>
       <w:r>
+        <w:lastRenderedPageBreak/>
         <w:t>Money is at stake. Retaining one $20K customer pays for several months of pilot cost.</w:t>
       </w:r>
     </w:p>
@@ -4514,7 +4556,13 @@
         <w:spacing w:after="80" w:line="300" w:lineRule="auto"/>
       </w:pPr>
       <w:r>
-        <w:t>A 10-to-50 person team can act on 20 ranked alerts a week. They can't act on 500.</w:t>
+        <w:t xml:space="preserve">A </w:t>
+      </w:r>
+      <w:r>
+        <w:t xml:space="preserve">200 </w:t>
+      </w:r>
+      <w:r>
+        <w:t>person team can act on 20 ranked alerts a week. They can't act on 500.</w:t>
       </w:r>
     </w:p>
     <w:p>
@@ -4548,1825 +4596,7 @@
         <w:spacing w:after="80" w:line="300" w:lineRule="auto"/>
       </w:pPr>
     </w:p>
-    <w:p>
-      <w:r>
-        <w:br w:type="page"/>
-      </w:r>
-    </w:p>
-    <w:p>
-      <w:pPr>
-        <w:pStyle w:val="Heading1"/>
-      </w:pPr>
-      <w:r>
-        <w:lastRenderedPageBreak/>
-        <w:t>Why this is a time-series problem</w:t>
-      </w:r>
-    </w:p>
-    <w:p>
-      <w:pPr>
-        <w:spacing w:after="120" w:line="300" w:lineRule="auto"/>
-      </w:pPr>
-      <w:r>
-        <w:t>A customer’s churn risk isn’t really about today’s numbers. It’s about how those numbers have changed.</w:t>
-      </w:r>
-    </w:p>
-    <w:p>
-      <w:pPr>
-        <w:spacing w:after="120" w:line="300" w:lineRule="auto"/>
-      </w:pPr>
-      <w:r>
-        <w:t>A customer doing 100 logins a month who drops to 30 is at high risk. A customer who has always done 30 stays put. Today’s snapshot looks identical for both. The model has to see the trajectory, not just the level.</w:t>
-      </w:r>
-    </w:p>
-    <w:p>
-      <w:pPr>
-        <w:pStyle w:val="Heading2"/>
-      </w:pPr>
-      <w:r>
-        <w:t>How we handle it in the model</w:t>
-      </w:r>
-    </w:p>
-    <w:p>
-      <w:pPr>
-        <w:spacing w:after="120" w:line="300" w:lineRule="auto"/>
-      </w:pPr>
-      <w:r>
-        <w:t>The features the model trains on are time-windowed, not flat:</w:t>
-      </w:r>
-    </w:p>
-    <w:p>
-      <w:pPr>
-        <w:pStyle w:val="ListParagraph"/>
-        <w:numPr>
-          <w:ilvl w:val="0"/>
-          <w:numId w:val="2"/>
-        </w:numPr>
-        <w:spacing w:after="80" w:line="300" w:lineRule="auto"/>
-      </w:pPr>
-      <w:r>
-        <w:t>Logins in the last 7, 30, and 90 days, tracked separately so the model can see drops.</w:t>
-      </w:r>
-    </w:p>
-    <w:p>
-      <w:pPr>
-        <w:pStyle w:val="ListParagraph"/>
-        <w:numPr>
-          <w:ilvl w:val="0"/>
-          <w:numId w:val="2"/>
-        </w:numPr>
-        <w:spacing w:after="80" w:line="300" w:lineRule="auto"/>
-      </w:pPr>
-      <w:r>
-        <w:t>Ratio of recent activity to historical baseline. A drop to 50% of the 90-day average is a strong signal.</w:t>
-      </w:r>
-    </w:p>
-    <w:p>
-      <w:pPr>
-        <w:pStyle w:val="ListParagraph"/>
-        <w:numPr>
-          <w:ilvl w:val="0"/>
-          <w:numId w:val="2"/>
-        </w:numPr>
-        <w:spacing w:after="80" w:line="300" w:lineRule="auto"/>
-      </w:pPr>
-      <w:r>
-        <w:t>Days since last login, last feature use, last support ticket.</w:t>
-      </w:r>
-    </w:p>
-    <w:p>
-      <w:pPr>
-        <w:pStyle w:val="ListParagraph"/>
-        <w:numPr>
-          <w:ilvl w:val="0"/>
-          <w:numId w:val="2"/>
-        </w:numPr>
-        <w:spacing w:after="80" w:line="300" w:lineRule="auto"/>
-      </w:pPr>
-      <w:r>
-        <w:t>Week-over-week volatility (standard deviation of usage). Sudden swings often precede churn.</w:t>
-      </w:r>
-    </w:p>
-    <w:p>
-      <w:pPr>
-        <w:spacing w:after="120" w:line="300" w:lineRule="auto"/>
-      </w:pPr>
-      <w:r>
-        <w:t>This keeps the model itself simple (logistic regression as baseline, gradient boosting if needed). The work is in the feature engineering, not in fancier algorithms.</w:t>
-      </w:r>
-    </w:p>
-    <w:p>
-      <w:pPr>
-        <w:pStyle w:val="Heading2"/>
-      </w:pPr>
-      <w:r>
-        <w:t>Why this matters for maintenance</w:t>
-      </w:r>
-    </w:p>
-    <w:p>
-      <w:pPr>
-        <w:spacing w:after="120" w:line="300" w:lineRule="auto"/>
-      </w:pPr>
-      <w:r>
-        <w:t>Time-series models break in ways that batch models don’t. Three things to watch:</w:t>
-      </w:r>
-    </w:p>
-    <w:p>
-      <w:pPr>
-        <w:pStyle w:val="ListParagraph"/>
-        <w:numPr>
-          <w:ilvl w:val="0"/>
-          <w:numId w:val="2"/>
-        </w:numPr>
-        <w:spacing w:after="80" w:line="300" w:lineRule="auto"/>
-      </w:pPr>
-      <w:r>
-        <w:rPr>
-          <w:b/>
-          <w:bCs/>
-        </w:rPr>
-        <w:t xml:space="preserve">Concept drift. </w:t>
-      </w:r>
-      <w:r>
-        <w:t>A new product feature launches and the whole usage profile shifts. The model still penalizes low usage of the old feature; it doesn’t know the new one exists. Monthly retraining catches this.</w:t>
-      </w:r>
-    </w:p>
-    <w:p>
-      <w:pPr>
-        <w:pStyle w:val="ListParagraph"/>
-        <w:numPr>
-          <w:ilvl w:val="0"/>
-          <w:numId w:val="2"/>
-        </w:numPr>
-        <w:spacing w:after="80" w:line="300" w:lineRule="auto"/>
-      </w:pPr>
-      <w:r>
-        <w:rPr>
-          <w:b/>
-          <w:bCs/>
-        </w:rPr>
-        <w:t xml:space="preserve">Seasonality. </w:t>
-      </w:r>
-      <w:r>
-        <w:t>Q4 usage doesn’t look like Q1 usage. Customers slow down for holidays. A naive model reads that as disengagement. Comparing year-over-year, not just month-over-month, fixes this.</w:t>
-      </w:r>
-    </w:p>
-    <w:p>
-      <w:pPr>
-        <w:pStyle w:val="ListParagraph"/>
-        <w:numPr>
-          <w:ilvl w:val="0"/>
-          <w:numId w:val="2"/>
-        </w:numPr>
-        <w:spacing w:after="80" w:line="300" w:lineRule="auto"/>
-      </w:pPr>
-      <w:r>
-        <w:rPr>
-          <w:b/>
-          <w:bCs/>
-        </w:rPr>
-        <w:t xml:space="preserve">Train/test leakage. </w:t>
-      </w:r>
-      <w:r>
-        <w:t>It’s easy to accidentally let post-churn information into training. The fix is splitting train and test strictly by date, never randomly.</w:t>
-      </w:r>
-    </w:p>
-    <w:p>
-      <w:pPr>
-        <w:spacing w:after="120" w:line="300" w:lineRule="auto"/>
-      </w:pPr>
-      <w:r>
-        <w:t>To keep the model honest, retraining moves from quarterly to monthly. A drift detection job runs weekly and flags features whose distribution shifted more than 20% from training. The added cost is about $300 to $500 per month for the extra compute and review time. Worth it.</w:t>
-      </w:r>
-    </w:p>
-    <w:p>
-      <w:pPr>
-        <w:pStyle w:val="Heading2"/>
-      </w:pPr>
-      <w:r>
-        <w:t>If ML doesn't beat rules, we don't use ML</w:t>
-      </w:r>
-    </w:p>
-    <w:p>
-      <w:pPr>
-        <w:spacing w:after="120" w:line="300" w:lineRule="auto"/>
-      </w:pPr>
-      <w:r>
-        <w:t>There’s a third option worth keeping on the table: don’t use machine learning at all. A rule-based health score can catch most of the same customers:</w:t>
-      </w:r>
-    </w:p>
-    <w:p>
-      <w:pPr>
-        <w:pStyle w:val="ListParagraph"/>
-        <w:numPr>
-          <w:ilvl w:val="0"/>
-          <w:numId w:val="2"/>
-        </w:numPr>
-        <w:spacing w:after="80" w:line="300" w:lineRule="auto"/>
-      </w:pPr>
-      <w:r>
-        <w:lastRenderedPageBreak/>
-        <w:t>Flag if 30-day logins are below 50% of the 90-day average.</w:t>
-      </w:r>
-    </w:p>
-    <w:p>
-      <w:pPr>
-        <w:pStyle w:val="ListParagraph"/>
-        <w:numPr>
-          <w:ilvl w:val="0"/>
-          <w:numId w:val="2"/>
-        </w:numPr>
-        <w:spacing w:after="80" w:line="300" w:lineRule="auto"/>
-      </w:pPr>
-      <w:r>
-        <w:t>Flag if no feature use in the last 14 days.</w:t>
-      </w:r>
-    </w:p>
-    <w:p>
-      <w:pPr>
-        <w:pStyle w:val="ListParagraph"/>
-        <w:numPr>
-          <w:ilvl w:val="0"/>
-          <w:numId w:val="2"/>
-        </w:numPr>
-        <w:spacing w:after="80" w:line="300" w:lineRule="auto"/>
-      </w:pPr>
-      <w:r>
-        <w:t>Flag if support ticket count doubled this month.</w:t>
-      </w:r>
-    </w:p>
-    <w:p>
-      <w:pPr>
-        <w:spacing w:after="120" w:line="300" w:lineRule="auto"/>
-      </w:pPr>
-      <w:r>
-        <w:t>Three rules. No model. Anyone on the team can read and edit them. The Phase 1 data audit compares the ML model against this rule-based baseline. If the rules catch 80% of the same customers the ML model would flag, we ship the rules and skip ML for now.</w:t>
-      </w:r>
-    </w:p>
-    <w:p>
-      <w:pPr>
-        <w:spacing w:after="120" w:line="300" w:lineRule="auto"/>
-      </w:pPr>
-      <w:r>
-        <w:t>This is the most honest answer to "how transparent is the AI?" The answer is "we don’t use AI unless it’s clearly worth it."</w:t>
-      </w:r>
-    </w:p>
-    <w:p>
-      <w:r>
-        <w:br w:type="page"/>
-      </w:r>
-    </w:p>
-    <w:p>
-      <w:pPr>
-        <w:pStyle w:val="Heading1"/>
-      </w:pPr>
-      <w:r>
-        <w:lastRenderedPageBreak/>
-        <w:t>Hype versus investment value</w:t>
-      </w:r>
-    </w:p>
-    <w:p>
-      <w:pPr>
-        <w:spacing w:after="120" w:line="300" w:lineRule="auto"/>
-      </w:pPr>
-      <w:r>
-        <w:t>Chleo is right to be skeptical. AI sales pitches in 2026 promise far more than they deliver, especially for small companies. Here's what the evidence supports and what's still hype.</w:t>
-      </w:r>
-    </w:p>
-    <w:p>
-      <w:pPr>
-        <w:pStyle w:val="Heading2"/>
-      </w:pPr>
-      <w:r>
-        <w:t>What the data supports</w:t>
-      </w:r>
-    </w:p>
-    <w:p>
-      <w:pPr>
-        <w:pStyle w:val="ListParagraph"/>
-        <w:numPr>
-          <w:ilvl w:val="0"/>
-          <w:numId w:val="2"/>
-        </w:numPr>
-        <w:spacing w:after="80" w:line="300" w:lineRule="auto"/>
-      </w:pPr>
-      <w:r>
-        <w:t>Churn early-warning models work. Published case studies (HubSpot, ProfitWell, ChartMogul) show 5 to 15% churn reduction at SMB SaaS when usage-based scoring is paired with CS outreach.</w:t>
-      </w:r>
-    </w:p>
-    <w:p>
-      <w:pPr>
-        <w:pStyle w:val="ListParagraph"/>
-        <w:numPr>
-          <w:ilvl w:val="0"/>
-          <w:numId w:val="2"/>
-        </w:numPr>
-        <w:spacing w:after="80" w:line="300" w:lineRule="auto"/>
-      </w:pPr>
-      <w:r>
-        <w:t>Time-to-first-value matters. Companies with under 7 days to first value see 50% lower churn (Optifai 2026). This is testable from the company's own onboarding data.</w:t>
-      </w:r>
-    </w:p>
-    <w:p>
-      <w:pPr>
-        <w:pStyle w:val="ListParagraph"/>
-        <w:numPr>
-          <w:ilvl w:val="0"/>
-          <w:numId w:val="2"/>
-        </w:numPr>
-        <w:spacing w:after="80" w:line="300" w:lineRule="auto"/>
-      </w:pPr>
-      <w:r>
-        <w:t>70% of churn happens in the first 90 days. This is reported in multiple sources covering 939+ B2B SaaS companies. It means onboarding signals carry most of the predictive power.</w:t>
-      </w:r>
-    </w:p>
-    <w:p>
-      <w:pPr>
-        <w:pStyle w:val="ListParagraph"/>
-        <w:numPr>
-          <w:ilvl w:val="0"/>
-          <w:numId w:val="2"/>
-        </w:numPr>
-        <w:spacing w:after="80" w:line="300" w:lineRule="auto"/>
-      </w:pPr>
-      <w:r>
-        <w:t>Existing customers now generate 40% of new ARR in B2B SaaS. Retention is now where growth comes from for most SaaS firms, not new acquisition.</w:t>
-      </w:r>
-    </w:p>
-    <w:p>
-      <w:pPr>
-        <w:pStyle w:val="Heading2"/>
-      </w:pPr>
-      <w:r>
-        <w:t>What's still uncertain</w:t>
-      </w:r>
-    </w:p>
-    <w:p>
-      <w:pPr>
-        <w:pStyle w:val="ListParagraph"/>
-        <w:numPr>
-          <w:ilvl w:val="0"/>
-          <w:numId w:val="2"/>
-        </w:numPr>
-        <w:spacing w:after="80" w:line="300" w:lineRule="auto"/>
-      </w:pPr>
-      <w:r>
-        <w:t>Vendor claims of "AI cuts churn by 30%" come from enterprise customers with millions of data points. SMB results are usually much lower; expect 5 to 10% reduction at this size, not 30.</w:t>
-      </w:r>
-    </w:p>
-    <w:p>
-      <w:pPr>
-        <w:pStyle w:val="ListParagraph"/>
-        <w:numPr>
-          <w:ilvl w:val="0"/>
-          <w:numId w:val="2"/>
-        </w:numPr>
-        <w:spacing w:after="80" w:line="300" w:lineRule="auto"/>
-      </w:pPr>
-      <w:r>
-        <w:t>LLM-generated retention emails at scale are underbaked for B2B SaaS. Buyers can spot generic messages. The value is in flagging accounts, not in auto-writing to them.</w:t>
-      </w:r>
-    </w:p>
-    <w:p>
-      <w:pPr>
-        <w:pStyle w:val="ListParagraph"/>
-        <w:numPr>
-          <w:ilvl w:val="0"/>
-          <w:numId w:val="2"/>
-        </w:numPr>
-        <w:spacing w:after="80" w:line="300" w:lineRule="auto"/>
-      </w:pPr>
-      <w:r>
-        <w:t>Model accuracy depends on having enough historical churn events. A 200-customer company with 8 churn events in 12 months will struggle to train any model. Rule-based heuristics work better at very small scale.</w:t>
-      </w:r>
-    </w:p>
-    <w:p>
-      <w:pPr>
-        <w:pStyle w:val="Heading2"/>
-      </w:pPr>
-      <w:r>
-        <w:t>What's overhyped</w:t>
-      </w:r>
-    </w:p>
-    <w:p>
-      <w:pPr>
-        <w:pStyle w:val="ListParagraph"/>
-        <w:numPr>
-          <w:ilvl w:val="0"/>
-          <w:numId w:val="2"/>
-        </w:numPr>
-        <w:spacing w:after="80" w:line="300" w:lineRule="auto"/>
-      </w:pPr>
-      <w:r>
-        <w:t>Fully autonomous "customer success AI agents" that act on customers without human review. The data does not back this for SMB SaaS. Human judgment matters at low volume.</w:t>
-      </w:r>
-    </w:p>
-    <w:p>
-      <w:pPr>
-        <w:pStyle w:val="ListParagraph"/>
-        <w:numPr>
-          <w:ilvl w:val="0"/>
-          <w:numId w:val="2"/>
-        </w:numPr>
-        <w:spacing w:after="80" w:line="300" w:lineRule="auto"/>
-      </w:pPr>
-      <w:r>
-        <w:t>Hyper-personalized churn intervention from small data sets. You cannot personalize meaningfully with 30 churn events.</w:t>
-      </w:r>
-    </w:p>
-    <w:p>
-      <w:pPr>
-        <w:pStyle w:val="ListParagraph"/>
-        <w:numPr>
-          <w:ilvl w:val="0"/>
-          <w:numId w:val="2"/>
-        </w:numPr>
-        <w:spacing w:after="80" w:line="300" w:lineRule="auto"/>
-      </w:pPr>
-      <w:r>
-        <w:t>Enterprise retention platforms ($30K to $100K per year) sold to companies with under 1,000 customers. The platform's overhead outweighs the savings.</w:t>
-      </w:r>
-    </w:p>
-    <w:p>
-      <w:pPr>
-        <w:pStyle w:val="Heading2"/>
-      </w:pPr>
-      <w:r>
-        <w:lastRenderedPageBreak/>
-        <w:t>Recommendation: invest now, but small</w:t>
-      </w:r>
-    </w:p>
-    <w:p>
-      <w:pPr>
-        <w:spacing w:after="120" w:line="300" w:lineRule="auto"/>
-      </w:pPr>
-      <w:r>
-        <w:t>Chleo should not buy a vendor platform. She should fund a 6-week internal pilot. Here's the logic:</w:t>
-      </w:r>
-    </w:p>
-    <w:p>
-      <w:pPr>
-        <w:pStyle w:val="ListParagraph"/>
-        <w:numPr>
-          <w:ilvl w:val="0"/>
-          <w:numId w:val="2"/>
-        </w:numPr>
-        <w:spacing w:after="80" w:line="300" w:lineRule="auto"/>
-      </w:pPr>
-      <w:r>
-        <w:t>Upfront cost is $8,000 to $12,000. That's the price of one canceled $20K customer not canceling.</w:t>
-      </w:r>
-    </w:p>
-    <w:p>
-      <w:pPr>
-        <w:pStyle w:val="ListParagraph"/>
-        <w:numPr>
-          <w:ilvl w:val="0"/>
-          <w:numId w:val="2"/>
-        </w:numPr>
-        <w:spacing w:after="80" w:line="300" w:lineRule="auto"/>
-      </w:pPr>
-      <w:r>
-        <w:t>If the pilot finds no signal in the data (which can happen at very small scale), the company spent under $15K to learn that. Cheap insurance.</w:t>
-      </w:r>
-    </w:p>
-    <w:p>
-      <w:pPr>
-        <w:pStyle w:val="ListParagraph"/>
-        <w:numPr>
-          <w:ilvl w:val="0"/>
-          <w:numId w:val="2"/>
-        </w:numPr>
-        <w:spacing w:after="80" w:line="300" w:lineRule="auto"/>
-      </w:pPr>
-      <w:r>
-        <w:t>If the pilot works, the model becomes a permanent part of the CS workflow at $1,</w:t>
-      </w:r>
-      <w:r>
-        <w:t>3</w:t>
-      </w:r>
-      <w:r>
-        <w:t>00 to $2,</w:t>
-      </w:r>
-      <w:r>
-        <w:t>7</w:t>
-      </w:r>
-      <w:r>
-        <w:t>00 per month, and the company has a story to tell investors about retention discipline.</w:t>
-      </w:r>
-    </w:p>
-    <w:p>
-      <w:pPr>
-        <w:pStyle w:val="ListParagraph"/>
-        <w:numPr>
-          <w:ilvl w:val="0"/>
-          <w:numId w:val="2"/>
-        </w:numPr>
-        <w:spacing w:after="80" w:line="300" w:lineRule="auto"/>
-      </w:pPr>
-      <w:r>
-        <w:t>Waiting is the worst option. CAC is up 14% in 2025 and growth has slowed. The companies that survive 2026 are the ones that retain better, not just sell harder.</w:t>
-      </w:r>
-    </w:p>
-    <w:p>
-      <w:r>
-        <w:br w:type="page"/>
-      </w:r>
-    </w:p>
-    <w:p>
-      <w:pPr>
-        <w:pStyle w:val="Heading1"/>
-      </w:pPr>
-      <w:r>
-        <w:lastRenderedPageBreak/>
-        <w:t>Solution proposal and implementation plan</w:t>
-      </w:r>
-    </w:p>
-    <w:p>
-      <w:pPr>
-        <w:pStyle w:val="Heading2"/>
-      </w:pPr>
-      <w:r>
-        <w:t>The solution in one paragraph</w:t>
-      </w:r>
-    </w:p>
-    <w:p>
-      <w:pPr>
-        <w:spacing w:after="120" w:line="300" w:lineRule="auto"/>
-      </w:pPr>
-      <w:r>
-        <w:t>A Python service runs weekly, scores every customer for churn risk in the next 60 days, and posts the top 20 at-risk accounts to a Slack channel with a one-line reason for each. A Power BI dashboard shows churn trends, segment-level risk, and the impact of CS outreach over time. An optional LLM summary call explains each flagged account in plain English for the CS rep on the call. An n8n workflow ties the pieces together.</w:t>
-      </w:r>
-    </w:p>
-    <w:p>
-      <w:pPr>
-        <w:pStyle w:val="Heading2"/>
-      </w:pPr>
-      <w:r>
-        <w:t>Phased plan</w:t>
-      </w:r>
-    </w:p>
-    <w:p>
-      <w:pPr>
-        <w:pStyle w:val="Heading3"/>
-      </w:pPr>
-      <w:r>
-        <w:t>Phase 1: Discovery validation (2 weeks)</w:t>
-      </w:r>
-    </w:p>
-    <w:p>
-      <w:pPr>
-        <w:pStyle w:val="ListParagraph"/>
-        <w:numPr>
-          <w:ilvl w:val="0"/>
-          <w:numId w:val="2"/>
-        </w:numPr>
-        <w:spacing w:after="80" w:line="300" w:lineRule="auto"/>
-      </w:pPr>
-      <w:r>
-        <w:t>Pull 12 months of customer data: usage logs, billing events, support tickets, churn labels.</w:t>
-      </w:r>
-    </w:p>
-    <w:p>
-      <w:pPr>
-        <w:pStyle w:val="ListParagraph"/>
-        <w:numPr>
-          <w:ilvl w:val="0"/>
-          <w:numId w:val="2"/>
-        </w:numPr>
-        <w:spacing w:after="80" w:line="300" w:lineRule="auto"/>
-      </w:pPr>
-      <w:r>
-        <w:t>Verify there are at least 30 historical churn events. Below that, recommend rule-based heuristics instead of ML.</w:t>
-      </w:r>
-    </w:p>
-    <w:p>
-      <w:pPr>
-        <w:pStyle w:val="ListParagraph"/>
-        <w:numPr>
-          <w:ilvl w:val="0"/>
-          <w:numId w:val="2"/>
-        </w:numPr>
-        <w:spacing w:after="80" w:line="300" w:lineRule="auto"/>
-      </w:pPr>
-      <w:r>
-        <w:t>Audit data quality: missing values, inconsistent customer IDs across systems, time-zone issues.</w:t>
-      </w:r>
-    </w:p>
-    <w:p>
-      <w:pPr>
-        <w:pStyle w:val="ListParagraph"/>
-        <w:numPr>
-          <w:ilvl w:val="0"/>
-          <w:numId w:val="2"/>
-        </w:numPr>
-        <w:spacing w:after="80" w:line="300" w:lineRule="auto"/>
-      </w:pPr>
-      <w:r>
-        <w:t>Build a simple rule-based health score as a benchmark (login drop, no recent feature use, support ticket spike). The ML model has to clearly beat these rules to justify its complexity. If it doesn’t, we ship the rules and skip ML for now.</w:t>
-      </w:r>
-    </w:p>
-    <w:p>
-      <w:pPr>
-        <w:pStyle w:val="ListParagraph"/>
-        <w:numPr>
-          <w:ilvl w:val="0"/>
-          <w:numId w:val="2"/>
-        </w:numPr>
-        <w:spacing w:after="80" w:line="300" w:lineRule="auto"/>
-      </w:pPr>
-      <w:r>
-        <w:rPr>
-          <w:b/>
-          <w:bCs/>
-        </w:rPr>
-        <w:t xml:space="preserve">Deliverable: </w:t>
-      </w:r>
-      <w:r>
-        <w:t>data audit memo and go/no-go decision.</w:t>
-      </w:r>
-    </w:p>
-    <w:p>
-      <w:pPr>
-        <w:pStyle w:val="Heading3"/>
-      </w:pPr>
-      <w:r>
-        <w:t>Phase 2: Pilot model (4 weeks)</w:t>
-      </w:r>
-    </w:p>
-    <w:p>
-      <w:pPr>
-        <w:pStyle w:val="ListParagraph"/>
-        <w:numPr>
-          <w:ilvl w:val="0"/>
-          <w:numId w:val="2"/>
-        </w:numPr>
-        <w:spacing w:after="80" w:line="300" w:lineRule="auto"/>
-      </w:pPr>
-      <w:r>
-        <w:t>Build a baseline logistic regression model. Split train/test strictly by date (first 18 months train, last 6 months test) to avoid leakage from post-churn information.</w:t>
-      </w:r>
-    </w:p>
-    <w:p>
-      <w:pPr>
-        <w:pStyle w:val="ListParagraph"/>
-        <w:numPr>
-          <w:ilvl w:val="0"/>
-          <w:numId w:val="2"/>
-        </w:numPr>
-        <w:spacing w:after="80" w:line="300" w:lineRule="auto"/>
-      </w:pPr>
-      <w:r>
-        <w:t>Engineer time-windowed features: rolling logins (7, 30, 90 days), ratio of recent activity to historical baseline, days since last login or feature use, and week-over-week volatility. The model needs to see how usage changed over time, not just what it is today.</w:t>
-      </w:r>
-    </w:p>
-    <w:p>
-      <w:pPr>
-        <w:pStyle w:val="ListParagraph"/>
-        <w:numPr>
-          <w:ilvl w:val="0"/>
-          <w:numId w:val="2"/>
-        </w:numPr>
-        <w:spacing w:after="80" w:line="300" w:lineRule="auto"/>
-      </w:pPr>
-      <w:r>
-        <w:t>Track precision at the top 20 ranked accounts. A useful model gets at least 50% of its top 20 right.</w:t>
-      </w:r>
-    </w:p>
-    <w:p>
-      <w:pPr>
-        <w:pStyle w:val="ListParagraph"/>
-        <w:numPr>
-          <w:ilvl w:val="0"/>
-          <w:numId w:val="2"/>
-        </w:numPr>
-        <w:spacing w:after="80" w:line="300" w:lineRule="auto"/>
-      </w:pPr>
-      <w:r>
-        <w:t>Set up a weekly scoring job. Use n8n or a Python cron job.</w:t>
-      </w:r>
-    </w:p>
-    <w:p>
-      <w:pPr>
-        <w:pStyle w:val="ListParagraph"/>
-        <w:numPr>
-          <w:ilvl w:val="0"/>
-          <w:numId w:val="2"/>
-        </w:numPr>
-        <w:spacing w:after="80" w:line="300" w:lineRule="auto"/>
-      </w:pPr>
-      <w:r>
-        <w:t>CS team gets ranked alerts and rates each one as useful or not for 4 weeks.</w:t>
-      </w:r>
-    </w:p>
-    <w:p>
-      <w:pPr>
-        <w:pStyle w:val="ListParagraph"/>
-        <w:numPr>
-          <w:ilvl w:val="0"/>
-          <w:numId w:val="2"/>
-        </w:numPr>
-        <w:spacing w:after="80" w:line="300" w:lineRule="auto"/>
-      </w:pPr>
-      <w:r>
-        <w:rPr>
-          <w:b/>
-          <w:bCs/>
-        </w:rPr>
-        <w:t xml:space="preserve">Deliverable: </w:t>
-      </w:r>
-      <w:r>
-        <w:t>model with documented precision and recall; CS feedback log; preliminary lift measurement.</w:t>
-      </w:r>
-    </w:p>
-    <w:p>
-      <w:pPr>
-        <w:pStyle w:val="Heading3"/>
-      </w:pPr>
-      <w:r>
-        <w:t>Phase 3: Integration (4 weeks)</w:t>
-      </w:r>
-    </w:p>
-    <w:p>
-      <w:pPr>
-        <w:pStyle w:val="ListParagraph"/>
-        <w:numPr>
-          <w:ilvl w:val="0"/>
-          <w:numId w:val="2"/>
-        </w:numPr>
-        <w:spacing w:after="80" w:line="300" w:lineRule="auto"/>
-      </w:pPr>
-      <w:r>
-        <w:t>Connect to Slack for daily and weekly alerts.</w:t>
-      </w:r>
-    </w:p>
-    <w:p>
-      <w:pPr>
-        <w:pStyle w:val="ListParagraph"/>
-        <w:numPr>
-          <w:ilvl w:val="0"/>
-          <w:numId w:val="2"/>
-        </w:numPr>
-        <w:spacing w:after="80" w:line="300" w:lineRule="auto"/>
-      </w:pPr>
-      <w:r>
-        <w:lastRenderedPageBreak/>
-        <w:t>Build a Power BI dashboard for Chleo and the CS lead.</w:t>
-      </w:r>
-    </w:p>
-    <w:p>
-      <w:pPr>
-        <w:pStyle w:val="ListParagraph"/>
-        <w:numPr>
-          <w:ilvl w:val="0"/>
-          <w:numId w:val="2"/>
-        </w:numPr>
-        <w:spacing w:after="80" w:line="300" w:lineRule="auto"/>
-      </w:pPr>
-      <w:r>
-        <w:t>Add an LLM summary call for each top-20 alert (Anthropic or OpenAI API, batched).</w:t>
-      </w:r>
-    </w:p>
-    <w:p>
-      <w:pPr>
-        <w:pStyle w:val="ListParagraph"/>
-        <w:numPr>
-          <w:ilvl w:val="0"/>
-          <w:numId w:val="2"/>
-        </w:numPr>
-        <w:spacing w:after="80" w:line="300" w:lineRule="auto"/>
-      </w:pPr>
-      <w:r>
-        <w:t>Write an on-call runbook so engineers can fix the pipeline when it breaks.</w:t>
-      </w:r>
-    </w:p>
-    <w:p>
-      <w:pPr>
-        <w:pStyle w:val="ListParagraph"/>
-        <w:numPr>
-          <w:ilvl w:val="0"/>
-          <w:numId w:val="2"/>
-        </w:numPr>
-        <w:spacing w:after="80" w:line="300" w:lineRule="auto"/>
-      </w:pPr>
-      <w:r>
-        <w:rPr>
-          <w:b/>
-          <w:bCs/>
-        </w:rPr>
-        <w:t xml:space="preserve">Deliverable: </w:t>
-      </w:r>
-      <w:r>
-        <w:t>live workflow, dashboard, and runbook.</w:t>
-      </w:r>
-    </w:p>
-    <w:p>
-      <w:pPr>
-        <w:pStyle w:val="Heading3"/>
-      </w:pPr>
-      <w:r>
-        <w:t>Phase 4: Rollout and iteration (ongoing)</w:t>
-      </w:r>
-    </w:p>
-    <w:p>
-      <w:pPr>
-        <w:pStyle w:val="ListParagraph"/>
-        <w:numPr>
-          <w:ilvl w:val="0"/>
-          <w:numId w:val="2"/>
-        </w:numPr>
-        <w:spacing w:after="80" w:line="300" w:lineRule="auto"/>
-      </w:pPr>
-      <w:r>
-        <w:t>Retrain the model monthly to handle concept drift and seasonality. Quarterly retraining is too slow when the product changes and customer behavior shifts.</w:t>
-      </w:r>
-    </w:p>
-    <w:p>
-      <w:pPr>
-        <w:pStyle w:val="ListParagraph"/>
-        <w:numPr>
-          <w:ilvl w:val="0"/>
-          <w:numId w:val="2"/>
-        </w:numPr>
-        <w:spacing w:after="80" w:line="300" w:lineRule="auto"/>
-      </w:pPr>
-      <w:r>
-        <w:t>Track lift: did flagged accounts retain at higher rates after outreach than a randomly-selected control group?</w:t>
-      </w:r>
-    </w:p>
-    <w:p>
-      <w:pPr>
-        <w:pStyle w:val="ListParagraph"/>
-        <w:numPr>
-          <w:ilvl w:val="0"/>
-          <w:numId w:val="2"/>
-        </w:numPr>
-        <w:spacing w:after="80" w:line="300" w:lineRule="auto"/>
-      </w:pPr>
-      <w:r>
-        <w:t>Run feature drift detection weekly. Flag any input feature whose distribution shifted more than 20% from training. This catches concept drift before it degrades alert quality.</w:t>
-      </w:r>
-    </w:p>
-    <w:p>
-      <w:pPr>
-        <w:pStyle w:val="ListParagraph"/>
-        <w:numPr>
-          <w:ilvl w:val="0"/>
-          <w:numId w:val="2"/>
-        </w:numPr>
-        <w:spacing w:after="80" w:line="300" w:lineRule="auto"/>
-      </w:pPr>
-      <w:r>
-        <w:rPr>
-          <w:b/>
-          <w:bCs/>
-        </w:rPr>
-        <w:t xml:space="preserve">Deliverable: </w:t>
-      </w:r>
-      <w:r>
-        <w:t>quarterly review document for Chleo.</w:t>
-      </w:r>
-    </w:p>
-    <w:p>
-      <w:pPr>
-        <w:pStyle w:val="Heading2"/>
-      </w:pPr>
-      <w:r>
-        <w:t>Cost estimate</w:t>
-      </w:r>
-    </w:p>
-    <w:tbl>
-      <w:tblPr>
-        <w:tblW w:w="9360" w:type="dxa"/>
-        <w:tblBorders>
-          <w:top w:val="single" w:sz="4" w:space="0" w:color="auto"/>
-          <w:left w:val="single" w:sz="4" w:space="0" w:color="auto"/>
-          <w:bottom w:val="single" w:sz="4" w:space="0" w:color="auto"/>
-          <w:right w:val="single" w:sz="4" w:space="0" w:color="auto"/>
-          <w:insideH w:val="single" w:sz="4" w:space="0" w:color="auto"/>
-          <w:insideV w:val="single" w:sz="4" w:space="0" w:color="auto"/>
-        </w:tblBorders>
-        <w:tblCellMar>
-          <w:left w:w="10" w:type="dxa"/>
-          <w:right w:w="10" w:type="dxa"/>
-        </w:tblCellMar>
-        <w:tblLook w:val="04A0" w:firstRow="1" w:lastRow="0" w:firstColumn="1" w:lastColumn="0" w:noHBand="0" w:noVBand="1"/>
-      </w:tblPr>
-      <w:tblGrid>
-        <w:gridCol w:w="3800"/>
-        <w:gridCol w:w="2780"/>
-        <w:gridCol w:w="2780"/>
-      </w:tblGrid>
-      <w:tr>
-        <w:tc>
-          <w:tcPr>
-            <w:tcW w:w="3800" w:type="dxa"/>
-            <w:tcBorders>
-              <w:top w:val="single" w:sz="4" w:space="0" w:color="BFBFBF"/>
-              <w:left w:val="single" w:sz="4" w:space="0" w:color="BFBFBF"/>
-              <w:bottom w:val="single" w:sz="4" w:space="0" w:color="BFBFBF"/>
-              <w:right w:val="single" w:sz="4" w:space="0" w:color="BFBFBF"/>
-            </w:tcBorders>
-            <w:shd w:val="clear" w:color="auto" w:fill="1F4E79"/>
-            <w:tcMar>
-              <w:top w:w="100" w:type="dxa"/>
-              <w:left w:w="140" w:type="dxa"/>
-              <w:bottom w:w="100" w:type="dxa"/>
-              <w:right w:w="140" w:type="dxa"/>
-            </w:tcMar>
-          </w:tcPr>
-          <w:p>
-            <w:pPr>
-              <w:spacing w:after="40" w:line="280" w:lineRule="auto"/>
-            </w:pPr>
-            <w:r>
-              <w:rPr>
-                <w:b/>
-                <w:bCs/>
-                <w:color w:val="FFFFFF"/>
-                <w:sz w:val="20"/>
-                <w:szCs w:val="20"/>
-              </w:rPr>
-              <w:t>Item</w:t>
-            </w:r>
-          </w:p>
-        </w:tc>
-        <w:tc>
-          <w:tcPr>
-            <w:tcW w:w="2780" w:type="dxa"/>
-            <w:tcBorders>
-              <w:top w:val="single" w:sz="4" w:space="0" w:color="BFBFBF"/>
-              <w:left w:val="single" w:sz="4" w:space="0" w:color="BFBFBF"/>
-              <w:bottom w:val="single" w:sz="4" w:space="0" w:color="BFBFBF"/>
-              <w:right w:val="single" w:sz="4" w:space="0" w:color="BFBFBF"/>
-            </w:tcBorders>
-            <w:shd w:val="clear" w:color="auto" w:fill="1F4E79"/>
-            <w:tcMar>
-              <w:top w:w="100" w:type="dxa"/>
-              <w:left w:w="140" w:type="dxa"/>
-              <w:bottom w:w="100" w:type="dxa"/>
-              <w:right w:w="140" w:type="dxa"/>
-            </w:tcMar>
-          </w:tcPr>
-          <w:p>
-            <w:pPr>
-              <w:spacing w:after="40" w:line="280" w:lineRule="auto"/>
-            </w:pPr>
-            <w:r>
-              <w:rPr>
-                <w:b/>
-                <w:bCs/>
-                <w:color w:val="FFFFFF"/>
-                <w:sz w:val="20"/>
-                <w:szCs w:val="20"/>
-              </w:rPr>
-              <w:t>One-time</w:t>
-            </w:r>
-          </w:p>
-        </w:tc>
-        <w:tc>
-          <w:tcPr>
-            <w:tcW w:w="2780" w:type="dxa"/>
-            <w:tcBorders>
-              <w:top w:val="single" w:sz="4" w:space="0" w:color="BFBFBF"/>
-              <w:left w:val="single" w:sz="4" w:space="0" w:color="BFBFBF"/>
-              <w:bottom w:val="single" w:sz="4" w:space="0" w:color="BFBFBF"/>
-              <w:right w:val="single" w:sz="4" w:space="0" w:color="BFBFBF"/>
-            </w:tcBorders>
-            <w:shd w:val="clear" w:color="auto" w:fill="1F4E79"/>
-            <w:tcMar>
-              <w:top w:w="100" w:type="dxa"/>
-              <w:left w:w="140" w:type="dxa"/>
-              <w:bottom w:w="100" w:type="dxa"/>
-              <w:right w:w="140" w:type="dxa"/>
-            </w:tcMar>
-          </w:tcPr>
-          <w:p>
-            <w:pPr>
-              <w:spacing w:after="40" w:line="280" w:lineRule="auto"/>
-            </w:pPr>
-            <w:r>
-              <w:rPr>
-                <w:b/>
-                <w:bCs/>
-                <w:color w:val="FFFFFF"/>
-                <w:sz w:val="20"/>
-                <w:szCs w:val="20"/>
-              </w:rPr>
-              <w:t>Monthly</w:t>
-            </w:r>
-          </w:p>
-        </w:tc>
-      </w:tr>
-      <w:tr>
-        <w:tc>
-          <w:tcPr>
-            <w:tcW w:w="3800" w:type="dxa"/>
-            <w:tcBorders>
-              <w:top w:val="single" w:sz="4" w:space="0" w:color="BFBFBF"/>
-              <w:left w:val="single" w:sz="4" w:space="0" w:color="BFBFBF"/>
-              <w:bottom w:val="single" w:sz="4" w:space="0" w:color="BFBFBF"/>
-              <w:right w:val="single" w:sz="4" w:space="0" w:color="BFBFBF"/>
-            </w:tcBorders>
-            <w:tcMar>
-              <w:top w:w="100" w:type="dxa"/>
-              <w:left w:w="140" w:type="dxa"/>
-              <w:bottom w:w="100" w:type="dxa"/>
-              <w:right w:w="140" w:type="dxa"/>
-            </w:tcMar>
-          </w:tcPr>
-          <w:p>
-            <w:pPr>
-              <w:spacing w:after="40" w:line="280" w:lineRule="auto"/>
-            </w:pPr>
-            <w:r>
-              <w:rPr>
-                <w:sz w:val="20"/>
-                <w:szCs w:val="20"/>
-              </w:rPr>
-              <w:t>Developer time (pilot, 4 weeks at 0.5 FTE)</w:t>
-            </w:r>
-          </w:p>
-        </w:tc>
-        <w:tc>
-          <w:tcPr>
-            <w:tcW w:w="2780" w:type="dxa"/>
-            <w:tcBorders>
-              <w:top w:val="single" w:sz="4" w:space="0" w:color="BFBFBF"/>
-              <w:left w:val="single" w:sz="4" w:space="0" w:color="BFBFBF"/>
-              <w:bottom w:val="single" w:sz="4" w:space="0" w:color="BFBFBF"/>
-              <w:right w:val="single" w:sz="4" w:space="0" w:color="BFBFBF"/>
-            </w:tcBorders>
-            <w:tcMar>
-              <w:top w:w="100" w:type="dxa"/>
-              <w:left w:w="140" w:type="dxa"/>
-              <w:bottom w:w="100" w:type="dxa"/>
-              <w:right w:w="140" w:type="dxa"/>
-            </w:tcMar>
-          </w:tcPr>
-          <w:p>
-            <w:pPr>
-              <w:spacing w:after="40" w:line="280" w:lineRule="auto"/>
-            </w:pPr>
-            <w:r>
-              <w:rPr>
-                <w:sz w:val="20"/>
-                <w:szCs w:val="20"/>
-              </w:rPr>
-              <w:t>$8,000 to $12,000</w:t>
-            </w:r>
-          </w:p>
-        </w:tc>
-        <w:tc>
-          <w:tcPr>
-            <w:tcW w:w="2780" w:type="dxa"/>
-            <w:tcBorders>
-              <w:top w:val="single" w:sz="4" w:space="0" w:color="BFBFBF"/>
-              <w:left w:val="single" w:sz="4" w:space="0" w:color="BFBFBF"/>
-              <w:bottom w:val="single" w:sz="4" w:space="0" w:color="BFBFBF"/>
-              <w:right w:val="single" w:sz="4" w:space="0" w:color="BFBFBF"/>
-            </w:tcBorders>
-            <w:tcMar>
-              <w:top w:w="100" w:type="dxa"/>
-              <w:left w:w="140" w:type="dxa"/>
-              <w:bottom w:w="100" w:type="dxa"/>
-              <w:right w:w="140" w:type="dxa"/>
-            </w:tcMar>
-          </w:tcPr>
-          <w:p>
-            <w:pPr>
-              <w:spacing w:after="40" w:line="280" w:lineRule="auto"/>
-            </w:pPr>
-            <w:r>
-              <w:rPr>
-                <w:sz w:val="20"/>
-                <w:szCs w:val="20"/>
-              </w:rPr>
-              <w:t>—</w:t>
-            </w:r>
-          </w:p>
-        </w:tc>
-      </w:tr>
-      <w:tr>
-        <w:tc>
-          <w:tcPr>
-            <w:tcW w:w="3800" w:type="dxa"/>
-            <w:tcBorders>
-              <w:top w:val="single" w:sz="4" w:space="0" w:color="BFBFBF"/>
-              <w:left w:val="single" w:sz="4" w:space="0" w:color="BFBFBF"/>
-              <w:bottom w:val="single" w:sz="4" w:space="0" w:color="BFBFBF"/>
-              <w:right w:val="single" w:sz="4" w:space="0" w:color="BFBFBF"/>
-            </w:tcBorders>
-            <w:shd w:val="clear" w:color="auto" w:fill="F2F2F2"/>
-            <w:tcMar>
-              <w:top w:w="100" w:type="dxa"/>
-              <w:left w:w="140" w:type="dxa"/>
-              <w:bottom w:w="100" w:type="dxa"/>
-              <w:right w:w="140" w:type="dxa"/>
-            </w:tcMar>
-          </w:tcPr>
-          <w:p>
-            <w:pPr>
-              <w:spacing w:after="40" w:line="280" w:lineRule="auto"/>
-            </w:pPr>
-            <w:r>
-              <w:rPr>
-                <w:sz w:val="20"/>
-                <w:szCs w:val="20"/>
-              </w:rPr>
-              <w:t>Cloud compute (batch jobs)</w:t>
-            </w:r>
-          </w:p>
-        </w:tc>
-        <w:tc>
-          <w:tcPr>
-            <w:tcW w:w="2780" w:type="dxa"/>
-            <w:tcBorders>
-              <w:top w:val="single" w:sz="4" w:space="0" w:color="BFBFBF"/>
-              <w:left w:val="single" w:sz="4" w:space="0" w:color="BFBFBF"/>
-              <w:bottom w:val="single" w:sz="4" w:space="0" w:color="BFBFBF"/>
-              <w:right w:val="single" w:sz="4" w:space="0" w:color="BFBFBF"/>
-            </w:tcBorders>
-            <w:shd w:val="clear" w:color="auto" w:fill="F2F2F2"/>
-            <w:tcMar>
-              <w:top w:w="100" w:type="dxa"/>
-              <w:left w:w="140" w:type="dxa"/>
-              <w:bottom w:w="100" w:type="dxa"/>
-              <w:right w:w="140" w:type="dxa"/>
-            </w:tcMar>
-          </w:tcPr>
-          <w:p>
-            <w:pPr>
-              <w:spacing w:after="40" w:line="280" w:lineRule="auto"/>
-            </w:pPr>
-            <w:r>
-              <w:rPr>
-                <w:sz w:val="20"/>
-                <w:szCs w:val="20"/>
-              </w:rPr>
-              <w:t>—</w:t>
-            </w:r>
-          </w:p>
-        </w:tc>
-        <w:tc>
-          <w:tcPr>
-            <w:tcW w:w="2780" w:type="dxa"/>
-            <w:tcBorders>
-              <w:top w:val="single" w:sz="4" w:space="0" w:color="BFBFBF"/>
-              <w:left w:val="single" w:sz="4" w:space="0" w:color="BFBFBF"/>
-              <w:bottom w:val="single" w:sz="4" w:space="0" w:color="BFBFBF"/>
-              <w:right w:val="single" w:sz="4" w:space="0" w:color="BFBFBF"/>
-            </w:tcBorders>
-            <w:shd w:val="clear" w:color="auto" w:fill="F2F2F2"/>
-            <w:tcMar>
-              <w:top w:w="100" w:type="dxa"/>
-              <w:left w:w="140" w:type="dxa"/>
-              <w:bottom w:w="100" w:type="dxa"/>
-              <w:right w:w="140" w:type="dxa"/>
-            </w:tcMar>
-          </w:tcPr>
-          <w:p>
-            <w:pPr>
-              <w:spacing w:after="40" w:line="280" w:lineRule="auto"/>
-            </w:pPr>
-            <w:r>
-              <w:rPr>
-                <w:sz w:val="20"/>
-                <w:szCs w:val="20"/>
-              </w:rPr>
-              <w:t>$30 to $80</w:t>
-            </w:r>
-          </w:p>
-        </w:tc>
-      </w:tr>
-      <w:tr>
-        <w:tc>
-          <w:tcPr>
-            <w:tcW w:w="3800" w:type="dxa"/>
-            <w:tcBorders>
-              <w:top w:val="single" w:sz="4" w:space="0" w:color="BFBFBF"/>
-              <w:left w:val="single" w:sz="4" w:space="0" w:color="BFBFBF"/>
-              <w:bottom w:val="single" w:sz="4" w:space="0" w:color="BFBFBF"/>
-              <w:right w:val="single" w:sz="4" w:space="0" w:color="BFBFBF"/>
-            </w:tcBorders>
-            <w:tcMar>
-              <w:top w:w="100" w:type="dxa"/>
-              <w:left w:w="140" w:type="dxa"/>
-              <w:bottom w:w="100" w:type="dxa"/>
-              <w:right w:w="140" w:type="dxa"/>
-            </w:tcMar>
-          </w:tcPr>
-          <w:p>
-            <w:pPr>
-              <w:spacing w:after="40" w:line="280" w:lineRule="auto"/>
-            </w:pPr>
-            <w:r>
-              <w:rPr>
-                <w:sz w:val="20"/>
-                <w:szCs w:val="20"/>
-              </w:rPr>
-              <w:t>LLM API for alert explanations (optional)</w:t>
-            </w:r>
-          </w:p>
-        </w:tc>
-        <w:tc>
-          <w:tcPr>
-            <w:tcW w:w="2780" w:type="dxa"/>
-            <w:tcBorders>
-              <w:top w:val="single" w:sz="4" w:space="0" w:color="BFBFBF"/>
-              <w:left w:val="single" w:sz="4" w:space="0" w:color="BFBFBF"/>
-              <w:bottom w:val="single" w:sz="4" w:space="0" w:color="BFBFBF"/>
-              <w:right w:val="single" w:sz="4" w:space="0" w:color="BFBFBF"/>
-            </w:tcBorders>
-            <w:tcMar>
-              <w:top w:w="100" w:type="dxa"/>
-              <w:left w:w="140" w:type="dxa"/>
-              <w:bottom w:w="100" w:type="dxa"/>
-              <w:right w:w="140" w:type="dxa"/>
-            </w:tcMar>
-          </w:tcPr>
-          <w:p>
-            <w:pPr>
-              <w:spacing w:after="40" w:line="280" w:lineRule="auto"/>
-            </w:pPr>
-            <w:r>
-              <w:rPr>
-                <w:sz w:val="20"/>
-                <w:szCs w:val="20"/>
-              </w:rPr>
-              <w:t>—</w:t>
-            </w:r>
-          </w:p>
-        </w:tc>
-        <w:tc>
-          <w:tcPr>
-            <w:tcW w:w="2780" w:type="dxa"/>
-            <w:tcBorders>
-              <w:top w:val="single" w:sz="4" w:space="0" w:color="BFBFBF"/>
-              <w:left w:val="single" w:sz="4" w:space="0" w:color="BFBFBF"/>
-              <w:bottom w:val="single" w:sz="4" w:space="0" w:color="BFBFBF"/>
-              <w:right w:val="single" w:sz="4" w:space="0" w:color="BFBFBF"/>
-            </w:tcBorders>
-            <w:tcMar>
-              <w:top w:w="100" w:type="dxa"/>
-              <w:left w:w="140" w:type="dxa"/>
-              <w:bottom w:w="100" w:type="dxa"/>
-              <w:right w:w="140" w:type="dxa"/>
-            </w:tcMar>
-          </w:tcPr>
-          <w:p>
-            <w:pPr>
-              <w:spacing w:after="40" w:line="280" w:lineRule="auto"/>
-            </w:pPr>
-            <w:r>
-              <w:rPr>
-                <w:sz w:val="20"/>
-                <w:szCs w:val="20"/>
-              </w:rPr>
-              <w:t>$50 to $200</w:t>
-            </w:r>
-          </w:p>
-        </w:tc>
-      </w:tr>
-      <w:tr>
-        <w:tc>
-          <w:tcPr>
-            <w:tcW w:w="3800" w:type="dxa"/>
-            <w:tcBorders>
-              <w:top w:val="single" w:sz="4" w:space="0" w:color="BFBFBF"/>
-              <w:left w:val="single" w:sz="4" w:space="0" w:color="BFBFBF"/>
-              <w:bottom w:val="single" w:sz="4" w:space="0" w:color="BFBFBF"/>
-              <w:right w:val="single" w:sz="4" w:space="0" w:color="BFBFBF"/>
-            </w:tcBorders>
-            <w:shd w:val="clear" w:color="auto" w:fill="F2F2F2"/>
-            <w:tcMar>
-              <w:top w:w="100" w:type="dxa"/>
-              <w:left w:w="140" w:type="dxa"/>
-              <w:bottom w:w="100" w:type="dxa"/>
-              <w:right w:w="140" w:type="dxa"/>
-            </w:tcMar>
-          </w:tcPr>
-          <w:p>
-            <w:pPr>
-              <w:spacing w:after="40" w:line="280" w:lineRule="auto"/>
-            </w:pPr>
-            <w:r>
-              <w:rPr>
-                <w:sz w:val="20"/>
-                <w:szCs w:val="20"/>
-              </w:rPr>
-              <w:t>Tooling (n8n cloud, Power BI Pro)</w:t>
-            </w:r>
-          </w:p>
-        </w:tc>
-        <w:tc>
-          <w:tcPr>
-            <w:tcW w:w="2780" w:type="dxa"/>
-            <w:tcBorders>
-              <w:top w:val="single" w:sz="4" w:space="0" w:color="BFBFBF"/>
-              <w:left w:val="single" w:sz="4" w:space="0" w:color="BFBFBF"/>
-              <w:bottom w:val="single" w:sz="4" w:space="0" w:color="BFBFBF"/>
-              <w:right w:val="single" w:sz="4" w:space="0" w:color="BFBFBF"/>
-            </w:tcBorders>
-            <w:shd w:val="clear" w:color="auto" w:fill="F2F2F2"/>
-            <w:tcMar>
-              <w:top w:w="100" w:type="dxa"/>
-              <w:left w:w="140" w:type="dxa"/>
-              <w:bottom w:w="100" w:type="dxa"/>
-              <w:right w:w="140" w:type="dxa"/>
-            </w:tcMar>
-          </w:tcPr>
-          <w:p>
-            <w:pPr>
-              <w:spacing w:after="40" w:line="280" w:lineRule="auto"/>
-            </w:pPr>
-            <w:r>
-              <w:rPr>
-                <w:sz w:val="20"/>
-                <w:szCs w:val="20"/>
-              </w:rPr>
-              <w:t>$200</w:t>
-            </w:r>
-          </w:p>
-        </w:tc>
-        <w:tc>
-          <w:tcPr>
-            <w:tcW w:w="2780" w:type="dxa"/>
-            <w:tcBorders>
-              <w:top w:val="single" w:sz="4" w:space="0" w:color="BFBFBF"/>
-              <w:left w:val="single" w:sz="4" w:space="0" w:color="BFBFBF"/>
-              <w:bottom w:val="single" w:sz="4" w:space="0" w:color="BFBFBF"/>
-              <w:right w:val="single" w:sz="4" w:space="0" w:color="BFBFBF"/>
-            </w:tcBorders>
-            <w:shd w:val="clear" w:color="auto" w:fill="F2F2F2"/>
-            <w:tcMar>
-              <w:top w:w="100" w:type="dxa"/>
-              <w:left w:w="140" w:type="dxa"/>
-              <w:bottom w:w="100" w:type="dxa"/>
-              <w:right w:w="140" w:type="dxa"/>
-            </w:tcMar>
-          </w:tcPr>
-          <w:p>
-            <w:pPr>
-              <w:spacing w:after="40" w:line="280" w:lineRule="auto"/>
-            </w:pPr>
-            <w:r>
-              <w:rPr>
-                <w:sz w:val="20"/>
-                <w:szCs w:val="20"/>
-              </w:rPr>
-              <w:t>$30 to $100</w:t>
-            </w:r>
-          </w:p>
-        </w:tc>
-      </w:tr>
-      <w:tr>
-        <w:tc>
-          <w:tcPr>
-            <w:tcW w:w="3800" w:type="dxa"/>
-            <w:tcBorders>
-              <w:top w:val="single" w:sz="4" w:space="0" w:color="BFBFBF"/>
-              <w:left w:val="single" w:sz="4" w:space="0" w:color="BFBFBF"/>
-              <w:bottom w:val="single" w:sz="4" w:space="0" w:color="BFBFBF"/>
-              <w:right w:val="single" w:sz="4" w:space="0" w:color="BFBFBF"/>
-            </w:tcBorders>
-            <w:tcMar>
-              <w:top w:w="100" w:type="dxa"/>
-              <w:left w:w="140" w:type="dxa"/>
-              <w:bottom w:w="100" w:type="dxa"/>
-              <w:right w:w="140" w:type="dxa"/>
-            </w:tcMar>
-          </w:tcPr>
-          <w:p>
-            <w:pPr>
-              <w:spacing w:after="40" w:line="280" w:lineRule="auto"/>
-            </w:pPr>
-            <w:r>
-              <w:rPr>
-                <w:sz w:val="20"/>
-                <w:szCs w:val="20"/>
-              </w:rPr>
-              <w:t>CS team time for alert review (about 2 hours/week)</w:t>
-            </w:r>
-          </w:p>
-        </w:tc>
-        <w:tc>
-          <w:tcPr>
-            <w:tcW w:w="2780" w:type="dxa"/>
-            <w:tcBorders>
-              <w:top w:val="single" w:sz="4" w:space="0" w:color="BFBFBF"/>
-              <w:left w:val="single" w:sz="4" w:space="0" w:color="BFBFBF"/>
-              <w:bottom w:val="single" w:sz="4" w:space="0" w:color="BFBFBF"/>
-              <w:right w:val="single" w:sz="4" w:space="0" w:color="BFBFBF"/>
-            </w:tcBorders>
-            <w:tcMar>
-              <w:top w:w="100" w:type="dxa"/>
-              <w:left w:w="140" w:type="dxa"/>
-              <w:bottom w:w="100" w:type="dxa"/>
-              <w:right w:w="140" w:type="dxa"/>
-            </w:tcMar>
-          </w:tcPr>
-          <w:p>
-            <w:pPr>
-              <w:spacing w:after="40" w:line="280" w:lineRule="auto"/>
-            </w:pPr>
-            <w:r>
-              <w:rPr>
-                <w:sz w:val="20"/>
-                <w:szCs w:val="20"/>
-              </w:rPr>
-              <w:t>—</w:t>
-            </w:r>
-          </w:p>
-        </w:tc>
-        <w:tc>
-          <w:tcPr>
-            <w:tcW w:w="2780" w:type="dxa"/>
-            <w:tcBorders>
-              <w:top w:val="single" w:sz="4" w:space="0" w:color="BFBFBF"/>
-              <w:left w:val="single" w:sz="4" w:space="0" w:color="BFBFBF"/>
-              <w:bottom w:val="single" w:sz="4" w:space="0" w:color="BFBFBF"/>
-              <w:right w:val="single" w:sz="4" w:space="0" w:color="BFBFBF"/>
-            </w:tcBorders>
-            <w:tcMar>
-              <w:top w:w="100" w:type="dxa"/>
-              <w:left w:w="140" w:type="dxa"/>
-              <w:bottom w:w="100" w:type="dxa"/>
-              <w:right w:w="140" w:type="dxa"/>
-            </w:tcMar>
-          </w:tcPr>
-          <w:p>
-            <w:pPr>
-              <w:spacing w:after="40" w:line="280" w:lineRule="auto"/>
-            </w:pPr>
-            <w:r>
-              <w:rPr>
-                <w:sz w:val="20"/>
-                <w:szCs w:val="20"/>
-              </w:rPr>
-              <w:t>$400 to $800</w:t>
-            </w:r>
-          </w:p>
-        </w:tc>
-      </w:tr>
-      <w:tr>
-        <w:tc>
-          <w:tcPr>
-            <w:tcW w:w="3800" w:type="dxa"/>
-            <w:tcBorders>
-              <w:top w:val="single" w:sz="4" w:space="0" w:color="BFBFBF"/>
-              <w:left w:val="single" w:sz="4" w:space="0" w:color="BFBFBF"/>
-              <w:bottom w:val="single" w:sz="4" w:space="0" w:color="BFBFBF"/>
-              <w:right w:val="single" w:sz="4" w:space="0" w:color="BFBFBF"/>
-            </w:tcBorders>
-            <w:shd w:val="clear" w:color="auto" w:fill="F2F2F2"/>
-            <w:tcMar>
-              <w:top w:w="100" w:type="dxa"/>
-              <w:left w:w="140" w:type="dxa"/>
-              <w:bottom w:w="100" w:type="dxa"/>
-              <w:right w:w="140" w:type="dxa"/>
-            </w:tcMar>
-          </w:tcPr>
-          <w:p>
-            <w:pPr>
-              <w:spacing w:after="40" w:line="280" w:lineRule="auto"/>
-            </w:pPr>
-            <w:r>
-              <w:rPr>
-                <w:sz w:val="20"/>
-                <w:szCs w:val="20"/>
-              </w:rPr>
-              <w:t>Monthly retraining and drift monitoring</w:t>
-            </w:r>
-          </w:p>
-        </w:tc>
-        <w:tc>
-          <w:tcPr>
-            <w:tcW w:w="2780" w:type="dxa"/>
-            <w:tcBorders>
-              <w:top w:val="single" w:sz="4" w:space="0" w:color="BFBFBF"/>
-              <w:left w:val="single" w:sz="4" w:space="0" w:color="BFBFBF"/>
-              <w:bottom w:val="single" w:sz="4" w:space="0" w:color="BFBFBF"/>
-              <w:right w:val="single" w:sz="4" w:space="0" w:color="BFBFBF"/>
-            </w:tcBorders>
-            <w:shd w:val="clear" w:color="auto" w:fill="F2F2F2"/>
-            <w:tcMar>
-              <w:top w:w="100" w:type="dxa"/>
-              <w:left w:w="140" w:type="dxa"/>
-              <w:bottom w:w="100" w:type="dxa"/>
-              <w:right w:w="140" w:type="dxa"/>
-            </w:tcMar>
-          </w:tcPr>
-          <w:p>
-            <w:pPr>
-              <w:spacing w:after="40" w:line="280" w:lineRule="auto"/>
-            </w:pPr>
-            <w:r>
-              <w:rPr>
-                <w:sz w:val="20"/>
-                <w:szCs w:val="20"/>
-              </w:rPr>
-              <w:t>—</w:t>
-            </w:r>
-          </w:p>
-        </w:tc>
-        <w:tc>
-          <w:tcPr>
-            <w:tcW w:w="2780" w:type="dxa"/>
-            <w:tcBorders>
-              <w:top w:val="single" w:sz="4" w:space="0" w:color="BFBFBF"/>
-              <w:left w:val="single" w:sz="4" w:space="0" w:color="BFBFBF"/>
-              <w:bottom w:val="single" w:sz="4" w:space="0" w:color="BFBFBF"/>
-              <w:right w:val="single" w:sz="4" w:space="0" w:color="BFBFBF"/>
-            </w:tcBorders>
-            <w:shd w:val="clear" w:color="auto" w:fill="F2F2F2"/>
-            <w:tcMar>
-              <w:top w:w="100" w:type="dxa"/>
-              <w:left w:w="140" w:type="dxa"/>
-              <w:bottom w:w="100" w:type="dxa"/>
-              <w:right w:w="140" w:type="dxa"/>
-            </w:tcMar>
-          </w:tcPr>
-          <w:p>
-            <w:pPr>
-              <w:spacing w:after="40" w:line="280" w:lineRule="auto"/>
-            </w:pPr>
-            <w:r>
-              <w:rPr>
-                <w:sz w:val="20"/>
-                <w:szCs w:val="20"/>
-              </w:rPr>
-              <w:t>$800 to $1,500</w:t>
-            </w:r>
-          </w:p>
-        </w:tc>
-      </w:tr>
-      <w:tr>
-        <w:tc>
-          <w:tcPr>
-            <w:tcW w:w="3800" w:type="dxa"/>
-            <w:tcBorders>
-              <w:top w:val="single" w:sz="4" w:space="0" w:color="BFBFBF"/>
-              <w:left w:val="single" w:sz="4" w:space="0" w:color="BFBFBF"/>
-              <w:bottom w:val="single" w:sz="4" w:space="0" w:color="BFBFBF"/>
-              <w:right w:val="single" w:sz="4" w:space="0" w:color="BFBFBF"/>
-            </w:tcBorders>
-            <w:tcMar>
-              <w:top w:w="100" w:type="dxa"/>
-              <w:left w:w="140" w:type="dxa"/>
-              <w:bottom w:w="100" w:type="dxa"/>
-              <w:right w:w="140" w:type="dxa"/>
-            </w:tcMar>
-          </w:tcPr>
-          <w:p>
-            <w:pPr>
-              <w:spacing w:after="40" w:line="280" w:lineRule="auto"/>
-            </w:pPr>
-            <w:r>
-              <w:rPr>
-                <w:sz w:val="20"/>
-                <w:szCs w:val="20"/>
-              </w:rPr>
-              <w:t>Total</w:t>
-            </w:r>
-          </w:p>
-        </w:tc>
-        <w:tc>
-          <w:tcPr>
-            <w:tcW w:w="2780" w:type="dxa"/>
-            <w:tcBorders>
-              <w:top w:val="single" w:sz="4" w:space="0" w:color="BFBFBF"/>
-              <w:left w:val="single" w:sz="4" w:space="0" w:color="BFBFBF"/>
-              <w:bottom w:val="single" w:sz="4" w:space="0" w:color="BFBFBF"/>
-              <w:right w:val="single" w:sz="4" w:space="0" w:color="BFBFBF"/>
-            </w:tcBorders>
-            <w:tcMar>
-              <w:top w:w="100" w:type="dxa"/>
-              <w:left w:w="140" w:type="dxa"/>
-              <w:bottom w:w="100" w:type="dxa"/>
-              <w:right w:w="140" w:type="dxa"/>
-            </w:tcMar>
-          </w:tcPr>
-          <w:p>
-            <w:pPr>
-              <w:spacing w:after="40" w:line="280" w:lineRule="auto"/>
-            </w:pPr>
-            <w:r>
-              <w:rPr>
-                <w:sz w:val="20"/>
-                <w:szCs w:val="20"/>
-              </w:rPr>
-              <w:t>$8,200 to $12,200</w:t>
-            </w:r>
-          </w:p>
-        </w:tc>
-        <w:tc>
-          <w:tcPr>
-            <w:tcW w:w="2780" w:type="dxa"/>
-            <w:tcBorders>
-              <w:top w:val="single" w:sz="4" w:space="0" w:color="BFBFBF"/>
-              <w:left w:val="single" w:sz="4" w:space="0" w:color="BFBFBF"/>
-              <w:bottom w:val="single" w:sz="4" w:space="0" w:color="BFBFBF"/>
-              <w:right w:val="single" w:sz="4" w:space="0" w:color="BFBFBF"/>
-            </w:tcBorders>
-            <w:tcMar>
-              <w:top w:w="100" w:type="dxa"/>
-              <w:left w:w="140" w:type="dxa"/>
-              <w:bottom w:w="100" w:type="dxa"/>
-              <w:right w:w="140" w:type="dxa"/>
-            </w:tcMar>
-          </w:tcPr>
-          <w:p>
-            <w:pPr>
-              <w:spacing w:after="40" w:line="280" w:lineRule="auto"/>
-            </w:pPr>
-            <w:r>
-              <w:rPr>
-                <w:sz w:val="20"/>
-                <w:szCs w:val="20"/>
-              </w:rPr>
-              <w:t>$1,310 to $2,680</w:t>
-            </w:r>
-          </w:p>
-        </w:tc>
-      </w:tr>
-    </w:tbl>
-    <w:p>
-      <w:pPr>
-        <w:pStyle w:val="Heading2"/>
-      </w:pPr>
-      <w:r>
-        <w:t>Timeline</w:t>
-      </w:r>
-    </w:p>
-    <w:p>
-      <w:pPr>
-        <w:spacing w:after="120" w:line="300" w:lineRule="auto"/>
-      </w:pPr>
-      <w:r>
-        <w:t>10 to 14 weeks from kickoff to live alerts. Phase 1 takes 2 weeks, Phase 2 takes 4 weeks, Phase 3 takes 4 weeks, with 2 to 4 weeks of buffer for data engineering surprises.</w:t>
-      </w:r>
-    </w:p>
-    <w:p>
-      <w:pPr>
-        <w:rPr>
-          <w:b/>
-          <w:bCs/>
-          <w:color w:val="2E74B5"/>
-          <w:sz w:val="26"/>
-          <w:szCs w:val="26"/>
-        </w:rPr>
-      </w:pPr>
-      <w:r>
-        <w:br w:type="page"/>
-      </w:r>
-    </w:p>
-    <w:p>
-      <w:pPr>
-        <w:pStyle w:val="Heading2"/>
-      </w:pPr>
-      <w:r>
-        <w:lastRenderedPageBreak/>
-        <w:t>Assumptions</w:t>
-      </w:r>
-    </w:p>
-    <w:p>
-      <w:pPr>
-        <w:pStyle w:val="ListParagraph"/>
-        <w:numPr>
-          <w:ilvl w:val="0"/>
-          <w:numId w:val="2"/>
-        </w:numPr>
-        <w:spacing w:after="80" w:line="300" w:lineRule="auto"/>
-      </w:pPr>
-      <w:r>
-        <w:t>The company has at least 200 active customers and 30 or more historical churn events. Below that, switch to heuristics.</w:t>
-      </w:r>
-    </w:p>
-    <w:p>
-      <w:pPr>
-        <w:pStyle w:val="ListParagraph"/>
-        <w:numPr>
-          <w:ilvl w:val="0"/>
-          <w:numId w:val="2"/>
-        </w:numPr>
-        <w:spacing w:after="80" w:line="300" w:lineRule="auto"/>
-      </w:pPr>
-      <w:r>
-        <w:t>Customer data is centralized enough to extract in 2 weeks. If data sits in 5 different SaaS tools with no shared customer ID, add 2 to 4 weeks.</w:t>
-      </w:r>
-    </w:p>
-    <w:p>
-      <w:pPr>
-        <w:pStyle w:val="ListParagraph"/>
-        <w:numPr>
-          <w:ilvl w:val="0"/>
-          <w:numId w:val="2"/>
-        </w:numPr>
-        <w:spacing w:after="80" w:line="300" w:lineRule="auto"/>
-      </w:pPr>
-      <w:r>
-        <w:t>One developer or consultant is available at 0.5 FTE for 8 weeks.</w:t>
-      </w:r>
-    </w:p>
-    <w:p>
-      <w:pPr>
-        <w:pStyle w:val="ListParagraph"/>
-        <w:numPr>
-          <w:ilvl w:val="0"/>
-          <w:numId w:val="2"/>
-        </w:numPr>
-        <w:spacing w:after="80" w:line="300" w:lineRule="auto"/>
-      </w:pPr>
-      <w:r>
-        <w:t>The CS team can dedicate 2 hours a week to reviewing alerts during the pilot.</w:t>
-      </w:r>
-    </w:p>
-    <w:p>
-      <w:pPr>
-        <w:pStyle w:val="ListParagraph"/>
-        <w:numPr>
-          <w:ilvl w:val="0"/>
-          <w:numId w:val="2"/>
-        </w:numPr>
-        <w:spacing w:after="80" w:line="300" w:lineRule="auto"/>
-      </w:pPr>
-      <w:r>
-        <w:t>No regulated industry constraints beyond GDPR baseline.</w:t>
-      </w:r>
-    </w:p>
-    <w:p>
-      <w:pPr>
-        <w:pStyle w:val="ListParagraph"/>
-        <w:numPr>
-          <w:ilvl w:val="0"/>
-          <w:numId w:val="2"/>
-        </w:numPr>
-        <w:spacing w:after="80" w:line="300" w:lineRule="auto"/>
-      </w:pPr>
-      <w:r>
-        <w:t>Customers are on a monthly or annual subscription model. Usage-based pricing changes the model design and adds 1 to 2 weeks.</w:t>
-      </w:r>
-    </w:p>
-    <w:p>
-      <w:pPr>
-        <w:pStyle w:val="Heading2"/>
-      </w:pPr>
-      <w:r>
-        <w:t>Methodology notes</w:t>
-      </w:r>
-    </w:p>
-    <w:p>
-      <w:pPr>
-        <w:pStyle w:val="ListParagraph"/>
-        <w:numPr>
-          <w:ilvl w:val="0"/>
-          <w:numId w:val="2"/>
-        </w:numPr>
-        <w:spacing w:after="80" w:line="300" w:lineRule="auto"/>
-      </w:pPr>
-      <w:r>
-        <w:t>Developer cost estimates use European mid-market rates of $80 to $120 per hour. Adjust for US (multiply by 1.3) or contractor markets.</w:t>
-      </w:r>
-    </w:p>
-    <w:p>
-      <w:pPr>
-        <w:pStyle w:val="ListParagraph"/>
-        <w:numPr>
-          <w:ilvl w:val="0"/>
-          <w:numId w:val="2"/>
-        </w:numPr>
-        <w:spacing w:after="80" w:line="300" w:lineRule="auto"/>
-      </w:pPr>
-      <w:r>
-        <w:t>Cloud and API cost estimates use published pricing for AWS, OpenAI, and Anthropic as of mid-2026.</w:t>
-      </w:r>
-    </w:p>
-    <w:p>
-      <w:pPr>
-        <w:pStyle w:val="ListParagraph"/>
-        <w:numPr>
-          <w:ilvl w:val="0"/>
-          <w:numId w:val="2"/>
-        </w:numPr>
-        <w:spacing w:after="80" w:line="300" w:lineRule="auto"/>
-      </w:pPr>
-      <w:r>
-        <w:t>Cost ranges exclude hiring or onboarding new staff.</w:t>
-      </w:r>
-    </w:p>
-    <w:p>
-      <w:pPr>
-        <w:pStyle w:val="ListParagraph"/>
-        <w:numPr>
-          <w:ilvl w:val="0"/>
-          <w:numId w:val="2"/>
-        </w:numPr>
-        <w:spacing w:after="80" w:line="300" w:lineRule="auto"/>
-      </w:pPr>
-      <w:r>
-        <w:t>The lift measurement in Phase 4 needs a control group. The CS team has to agree to not call a random 20% of flagged accounts for the first 8 weeks, so we can measure the actual effect of outreach.</w:t>
-      </w:r>
-    </w:p>
+    <w:p/>
     <w:sectPr>
       <w:headerReference w:type="default" r:id="rId7"/>
       <w:footerReference w:type="default" r:id="rId8"/>
